--- a/isr_paper/revised/Acquired_Not_Yet_Assimilated_MISQ.docx
+++ b/isr_paper/revised/Acquired_Not_Yet_Assimilated_MISQ.docx
@@ -47,7 +47,7 @@
         <w:rPr>
           <w:rFonts w:ascii="Times New Roman" w:cs="Times New Roman" w:eastAsia="Times New Roman" w:hAnsi="Times New Roman"/>
         </w:rPr>
-        <w:t>Statistics showing that firms use generative visual AI are read as evidence that creative work is being displaced. Macroeconomic theory of general-purpose technologies and information systems research on assimilation both predict that adoption runs ahead of effects. We model a firm that reassigns a visual task to a generator only when output acceptance exceeds a cost threshold; review is a bottleneck whose cost depends on organizational complements, and employers adjust through attrition. Eurostat data show that 9.6 percent of EU firms use AI that generates pictures, video, or audio, and that non-adopters cite missing expertise (70 percent) and legal uncertainty (54 percent) far more than lack of usefulness (18 percent). A detectability bound shows that European and Canadian job-advert designs could not detect even complete assimilation at platform-sized effects; the small gradients found are no larger than earlier trends. We specify the firm-level evidence needed.</w:t>
+        <w:t>Statistics showing that firms use generative visual AI are read as evidence that creative work is being displaced. Macroeconomic theory of general-purpose technologies and information systems research on assimilation both predict that adoption runs ahead of effects. We model a firm that reassigns a visual task to a generator only when output acceptance exceeds a cost threshold; review is a bottleneck whose cost depends on organizational complements, and employers adjust through attrition. Eurostat data show that 9.6 percent of EU firms use AI that generates pictures, video, or audio, and that non-adopters cite missing expertise (70 percent) and legal uncertainty (54 percent) far more than lack of usefulness (18 percent). European and Canadian job-advert data show no detectable labor-market effect yet: the small gradients are no larger than earlier trends, and the designs could not detect even complete assimilation at platform-sized effects. No detectable effect is not evidence of none; we specify the firm-level evidence needed.</w:t>
       </w:r>
     </w:p>
     <w:p>
@@ -4135,7 +4135,7 @@
         <w:rPr>
           <w:rFonts w:ascii="Times New Roman" w:cs="Times New Roman" w:eastAsia="Times New Roman" w:hAnsi="Times New Roman"/>
         </w:rPr>
-        <w:t>We use Eurostat’s survey on ICT usage in enterprises (Eurostat, n.d.), which covers firms with ten or more employees in the EU27. The 2025 wave asks whether enterprises use AI that generates pictures, video, or sound. This is the closest public measure of acquisition of generative visual AI and is available only for 2025. Text generation, asked in 2021, 2023, 2024, and 2025, and image recognition provide the time path of neighboring AI uses. The survey asks enterprises that considered AI but did not adopt it why they did not, offering lack of expertise, unclear legal consequences, data protection and privacy, costs, data availability or quality, incompatibility with existing systems, ethical considerations, and the view that AI is not useful. These items correspond to the complementary assets with two limits that bound every inference below: they refer to AI in general rather than to visual generators, and they are asked only of firms that considered AI. They describe the acquisition margin, not the assimilation margin among users.</w:t>
+        <w:t>We use Eurostat’s survey on ICT usage in enterprises (Eurostat, 2026), which covers firms with ten or more employees in the EU27. The 2025 wave asks whether enterprises use AI that generates pictures, video, or sound. This is the closest public measure of acquisition of generative visual AI and is available only for 2025. Text generation, asked in 2021, 2023, 2024, and 2025, and image recognition provide the time path of neighboring AI uses. The survey asks enterprises that considered AI but did not adopt it why they did not, offering lack of expertise, unclear legal consequences, data protection and privacy, costs, data availability or quality, incompatibility with existing systems, ethical considerations, and the view that AI is not useful. These items correspond to the complementary assets with two limits that bound every inference below: they refer to AI in general rather than to visual generators, and they are asked only of firms that considered AI. They describe the acquisition margin, not the assimilation margin among users.</w:t>
       </w:r>
     </w:p>
     <w:p>
@@ -4167,7 +4167,7 @@
         <w:rPr>
           <w:rFonts w:ascii="Times New Roman" w:cs="Times New Roman" w:eastAsia="Times New Roman" w:hAnsi="Times New Roman"/>
         </w:rPr>
-        <w:t>Because the acquisition measure covers EU firms, the hiring series is Eurostat’s experimental online job advertisements by ISCO-08 three-digit occupation, 2019–2024 (Eurostat, n.d.), with 2022 as the base year (604 country-occupation cells, 96 occupations, 16 countries, after a floor of 1,000 base-year adverts). Its population matches the acquisition data, but it offers only two post-2022 years. The Canadian series is the Job Vacancy and Wage Survey by NOC 2021 unit group, 2015–2026 (Statistics Canada, n.d.), restricted to 308 unit groups with at least 1,000 vacancies in the base window; the quarter 2020Q2 was not collected, so 2020 and 2021 cannot be used. European Labour Force Survey employment by industry and US sector postings from Indeed Hiring Lab (n.d.) are used descriptively.</w:t>
+        <w:t>Because the acquisition measure covers EU firms, the hiring series is Eurostat’s experimental online job advertisements by ISCO-08 three-digit occupation, 2019–2024 (Eurostat, 2026), with 2022 as the base year (604 country-occupation cells, 96 occupations, 16 countries, after a floor of 1,000 base-year adverts). Its population matches the acquisition data, but it offers only two post-2022 years. The Canadian series is the Job Vacancy and Wage Survey by NOC 2021 unit group, 2015–2026 (Statistics Canada, 2026), restricted to 308 unit groups with at least 1,000 vacancies in the base window; the quarter 2020Q2 was not collected, so 2020 and 2021 cannot be used. European Labour Force Survey employment by industry and US sector postings from Indeed Hiring Lab (2026) are used descriptively.</w:t>
       </w:r>
     </w:p>
     <w:p>
@@ -4199,7 +4199,7 @@
         <w:rPr>
           <w:rFonts w:ascii="Times New Roman" w:cs="Times New Roman" w:eastAsia="Times New Roman" w:hAnsi="Times New Roman"/>
         </w:rPr>
-        <w:t>Occupational exposure to visual content creation is the mean, over O*NET task statements (National Center for O*NET Development, n.d.), of a language-model score on a 0–2 rubric divided by two, mapped to European occupations through ISCO-08 (three-digit prefix of the ESCO crosswalk) and to Canadian occupations through NOC main-duty statements. The primary measure uses a narrow rubric that scores production or editing of visual content (Appendix A). The construct is hard to code reliably. On 199 human-validated tasks, design-weighted Cohen’s κ between two coders is 0.18, and the narrow score’s weighted κ with the coders is 0.11 and 0.04. A broad rubric that scores work with visual materials agrees better with the coders (weighted κ 0.31 to 0.41), but it was written after one coder’s pattern on a first half-sample had been seen; we therefore report it only as exploratory. A rule-based score correlates 0.78 to 0.88 with the narrow score and is used as a robustness check. With the broad measure the European coefficients are −0.009 in 2023 and −0.004 in 2024 (standard errors 0.007 and 0.015). Low reliability attenuates exposure coefficients toward zero, which lowers power further and so strengthens the detectability result; we do not correct for it.</w:t>
+        <w:t>Occupational exposure to visual content creation is the mean, over O*NET task statements (National Center for O*NET Development, 2026), of a language-model score on a 0–2 rubric divided by two, mapped to European occupations through ISCO-08 (three-digit prefix of the ESCO crosswalk) and to Canadian occupations through NOC main-duty statements. The primary measure uses a narrow rubric that scores production or editing of visual content (Appendix A). The construct is hard to code reliably. On 199 human-validated tasks, design-weighted Cohen’s κ between two coders is 0.18, and the narrow score’s weighted κ with the coders is 0.11 and 0.04. A broad rubric that scores work with visual materials agrees better with the coders (weighted κ 0.31 to 0.41), but it was written after one coder’s pattern on a first half-sample had been seen; we therefore report it only as exploratory. A rule-based score correlates 0.78 to 0.88 with the narrow score and is used as a robustness check. With the broad measure the European coefficients are −0.009 in 2023 and −0.004 in 2024 (standard errors 0.007 and 0.015). Low reliability attenuates exposure coefficients toward zero, which lowers power further and so strengthens the detectability result; we do not correct for it.</w:t>
       </w:r>
     </w:p>
     <w:p>
@@ -8929,7 +8929,7 @@
         <w:rPr>
           <w:rFonts w:ascii="Times New Roman" w:cs="Times New Roman" w:eastAsia="Times New Roman" w:hAnsi="Times New Roman"/>
         </w:rPr>
-        <w:t xml:space="preserve">A European dose-response test interacts occupational exposure with country-level acquisition of picture, video, or audio generation (Eurostat, n.d.), which is available for 12 of the 16 countries. Complete assimilation predicts a steeper exposure gradient where acquisition is higher, whereas the gap and offsetting-scale accounts predict no such interaction. The interaction coefficient per standard deviation of acquisition (5.1 percentage points) is −0.008 (standard error 0.008) in 2023 and +0.003 (0.016) in 2024; permutation p-values across countries are 0.46 and 0.85. In 2021, before the base year, it is +0.008 (0.007). Complete assimilation with </w:t>
+        <w:t xml:space="preserve">A European dose-response test interacts occupational exposure with country-level acquisition of picture, video, or audio generation (Eurostat, 2026), which is available for 12 of the 16 countries. Complete assimilation predicts a steeper exposure gradient where acquisition is higher, whereas the gap and offsetting-scale accounts predict no such interaction. The interaction coefficient per standard deviation of acquisition (5.1 percentage points) is −0.008 (standard error 0.008) in 2023 and +0.003 (0.016) in 2024; permutation p-values across countries are 0.46 and 0.85. In 2021, before the base year, it is +0.008 (0.007). Complete assimilation with </w:t>
       </w:r>
       <w:r>
         <w:rPr>
@@ -8974,7 +8974,7 @@
         <w:rPr>
           <w:rFonts w:ascii="Times New Roman" w:cs="Times New Roman" w:eastAsia="Times New Roman" w:hAnsi="Times New Roman"/>
         </w:rPr>
-        <w:t xml:space="preserve">Firm-level links between use and hiring are not public, so we use sectors as the nearest proxy. In 260 country-sector cells (30 countries, 9 NACE sections), sectors with higher acquisition of picture, video, or audio generation in 2025 had higher employment growth between 2019–2021 and 2023–2025: 0.051 log points per standard deviation of acquisition (10.6 percentage points), with country fixed effects (standard error 0.010). The same relationship holds before the technology: for 2016–2018 to 2019–2021 the coefficient is 0.049 (0.008), and the difference between the two periods is 0.002 (0.012). Acquisition is not a separate signal here, because it correlates 0.92 with acquisition of text generation and 0.95 with use of any AI across cells; adding the text-generation control leaves a post-minus-pre difference of 0.041 (0.020), which is imprecise because of this collinearity. In the United States, the sector share of businesses reporting AI use in the Business Trends and Outlook Survey (U.S. Census Bureau, n.d.) correlates 0.59 across 20 sectors with the sector’s reported employee-change index (descriptive only). Complete assimilation with </w:t>
+        <w:t xml:space="preserve">Firm-level links between use and hiring are not public, so we use sectors as the nearest proxy. In 260 country-sector cells (30 countries, 9 NACE sections), sectors with higher acquisition of picture, video, or audio generation in 2025 had higher employment growth between 2019–2021 and 2023–2025: 0.051 log points per standard deviation of acquisition (10.6 percentage points), with country fixed effects (standard error 0.010). The same relationship holds before the technology: for 2016–2018 to 2019–2021 the coefficient is 0.049 (0.008), and the difference between the two periods is 0.002 (0.012). Acquisition is not a separate signal here, because it correlates 0.92 with acquisition of text generation and 0.95 with use of any AI across cells; adding the text-generation control leaves a post-minus-pre difference of 0.041 (0.020), which is imprecise because of this collinearity. In the United States, the sector share of businesses reporting AI use in the Business Trends and Outlook Survey (U.S. Census Bureau, 2026) correlates 0.59 across 20 sectors with the sector’s reported employee-change index (descriptive only). Complete assimilation with </w:t>
       </w:r>
       <w:r>
         <w:rPr>
@@ -10193,7 +10193,7 @@
         <w:rPr>
           <w:rFonts w:ascii="Times New Roman" w:cs="Times New Roman" w:eastAsia="Times New Roman" w:hAnsi="Times New Roman"/>
         </w:rPr>
-        <w:t>Generative visual AI has been widely acquired: about one in ten European firms used it in 2025, and about one in three in publishing, film, and broadcasting. Firms that considered AI and did not adopt it point to missing expertise, legal uncertainty, and data protection rather than to a tool that is not useful. The theory developed here explains why such complements govern assimilation and why near-free acquisition can let adoption statistics run ahead of any change in work. In macroeconomic terms, general-purpose technologies, task-based labor demand, bottleneck tasks, and attrition-based adjustment together imply that effects reach hiring and employment with a lag and unevenly across occupations. The empirical lesson is equally important. Occupation-level hiring data cannot yet tell us whether acquisition has been assimilated, and the exposure gradients they show are small, imprecise, and no larger than the trend that preceded the technology. Answering the question requires linking firms’ use, their complementary assets, and their hiring, and this paper specifies what that evidence would have to show.</w:t>
+        <w:t>Generative visual AI has been widely acquired: about one in ten European firms used it in 2025, and about one in three in publishing, film, and broadcasting. Firms that considered AI and did not adopt it point to missing expertise, legal uncertainty, and data protection rather than to a tool that is not useful. The theory developed here explains why such complements govern assimilation and why near-free acquisition can let adoption statistics run ahead of any change in work. In macroeconomic terms, general-purpose technologies, task-based labor demand, bottleneck tasks, and attrition-based adjustment together imply that effects reach hiring and employment with a lag and unevenly across occupations. The empirical lesson is equally important. So far, occupation-level hiring data show no detectable labor-market effect of generative visual AI: the exposure gradients are small, imprecise, and no larger than the trend that preceded the technology. That is not evidence of no effect, because these designs could not have detected complete assimilation at platform-sized effects and cannot tell whether acquisition has been assimilated. Answering the question requires linking firms’ use, their complementary assets, and their hiring, and this paper specifies what that evidence would have to show.</w:t>
       </w:r>
     </w:p>
     <w:p>
@@ -12709,7 +12709,7 @@
           <w:sz w:val="24"/>
           <w:szCs w:val="21"/>
         </w:rPr>
-        <w:t xml:space="preserve">Eurostat. (n.d.). </w:t>
+        <w:t xml:space="preserve">Eurostat. (2026). </w:t>
       </w:r>
       <w:r>
         <w:rPr>
@@ -12726,7 +12726,7 @@
           <w:sz w:val="24"/>
           <w:szCs w:val="21"/>
         </w:rPr>
-        <w:t xml:space="preserve"> [Data sets]. Eurostat dissemination database.</w:t>
+        <w:t xml:space="preserve"> [Data sets]. Retrieved October 4, 2026, from the Eurostat dissemination database.</w:t>
       </w:r>
     </w:p>
     <w:p>
@@ -12888,7 +12888,7 @@
           <w:sz w:val="24"/>
           <w:szCs w:val="21"/>
         </w:rPr>
-        <w:t xml:space="preserve">Indeed Hiring Lab. (n.d.). </w:t>
+        <w:t xml:space="preserve">Indeed Hiring Lab. (2026). </w:t>
       </w:r>
       <w:r>
         <w:rPr>
@@ -12905,7 +12905,7 @@
           <w:sz w:val="24"/>
           <w:szCs w:val="21"/>
         </w:rPr>
-        <w:t xml:space="preserve"> [Data set]. Creative Commons Attribution 4.0.</w:t>
+        <w:t xml:space="preserve"> [Data set]. Retrieved October 4, 2026. Creative Commons Attribution 4.0.</w:t>
       </w:r>
     </w:p>
     <w:p>
@@ -13001,7 +13001,7 @@
           <w:sz w:val="24"/>
           <w:szCs w:val="21"/>
         </w:rPr>
-        <w:t xml:space="preserve">National Center for O*NET Development. (n.d.). </w:t>
+        <w:t xml:space="preserve">National Center for O*NET Development. (2026). </w:t>
       </w:r>
       <w:r>
         <w:rPr>
@@ -13018,7 +13018,7 @@
           <w:sz w:val="24"/>
           <w:szCs w:val="21"/>
         </w:rPr>
-        <w:t xml:space="preserve"> (Version 29.1) [Data set]; ESCO crosswalk. Creative Commons Attribution 4.0.</w:t>
+        <w:t xml:space="preserve"> (Version 29.1) [Data set]; ESCO crosswalk. Retrieved October 4, 2026. Creative Commons Attribution 4.0.</w:t>
       </w:r>
     </w:p>
     <w:p>
@@ -13033,7 +13033,7 @@
           <w:sz w:val="24"/>
           <w:szCs w:val="21"/>
         </w:rPr>
-        <w:t xml:space="preserve">Statistics Canada. (n.d.). </w:t>
+        <w:t xml:space="preserve">Statistics Canada. (2026). </w:t>
       </w:r>
       <w:r>
         <w:rPr>
@@ -13050,7 +13050,7 @@
           <w:sz w:val="24"/>
           <w:szCs w:val="21"/>
         </w:rPr>
-        <w:t xml:space="preserve"> (Table 14-10-0444; NOC 2021) [Data set]. Statistics Canada Open Licence.</w:t>
+        <w:t xml:space="preserve"> (Table 14-10-0444; NOC 2021) [Data set]. Retrieved October 4, 2026. Statistics Canada Open Licence.</w:t>
       </w:r>
     </w:p>
     <w:p>
@@ -13065,7 +13065,7 @@
           <w:sz w:val="24"/>
           <w:szCs w:val="21"/>
         </w:rPr>
-        <w:t xml:space="preserve">U.S. Census Bureau. (n.d.). </w:t>
+        <w:t xml:space="preserve">U.S. Census Bureau. (2026). </w:t>
       </w:r>
       <w:r>
         <w:rPr>
@@ -13082,7 +13082,7 @@
           <w:sz w:val="24"/>
           <w:szCs w:val="21"/>
         </w:rPr>
-        <w:t xml:space="preserve"> [Data set].</w:t>
+        <w:t xml:space="preserve"> [Data set]. Retrieved October 4, 2026.</w:t>
       </w:r>
     </w:p>
     <w:p>
